--- a/docs/planificacion/Planificacion_Pilar4_Tiempo.docx
+++ b/docs/planificacion/Planificacion_Pilar4_Tiempo.docx
@@ -250,7 +250,7 @@
                 <w:sz w:val="20"/>
                 <w:szCs w:val="20"/>
               </w:rPr>
-              <w:t>1.4 — la sincronización entra al backlog</w:t>
+              <w:t xml:space="preserve">1.6 — HU-03, solo con Identidad</w:t>
             </w:r>
           </w:p>
         </w:tc>
@@ -309,7 +309,7 @@
                 <w:sz w:val="20"/>
                 <w:szCs w:val="20"/>
               </w:rPr>
-              <w:t>14 de septiembre de 2026, tarde (versión 1.0: 12 de septiembre de 2026)</w:t>
+              <w:t xml:space="preserve">25 de septiembre de 2026 (versión 1.0: 12 de septiembre de 2026)</w:t>
             </w:r>
           </w:p>
         </w:tc>
@@ -370,7 +370,7 @@
                 <w:sz w:val="20"/>
                 <w:szCs w:val="20"/>
               </w:rPr>
-              <w:t>Pilar 1 (alcance) y Pilar 2 (arquitectura) versión 1.5, y Pilar 3 (equipo) versión 1.5</w:t>
+              <w:t xml:space="preserve">Pilar 1 (alcance) y Pilar 2 (arquitectura) versión 1.7, y Pilar 3 (equipo) versión 1.7</w:t>
             </w:r>
           </w:p>
         </w:tc>
@@ -429,7 +429,7 @@
                 <w:sz w:val="20"/>
                 <w:szCs w:val="20"/>
               </w:rPr>
-              <w:t>Planificación cerrada, sin puntos abiertos: P1 v1.5, P2 v1.5, P3 v1.5, P4 v1.4 y P5 v1.3.</w:t>
+              <w:t xml:space="preserve">Planificación cerrada, sin puntos abiertos: P1 v1.7, P2 v1.7, P3 v1.7, P4 v1.6 y P5 v1.5.</w:t>
             </w:r>
           </w:p>
         </w:tc>
@@ -739,7 +739,6 @@
         <w:tc>
           <w:tcPr>
             <w:tcW w:type="dxa" w:w="1000"/>
-            <w:shd w:fill="F2F2F2" w:color="auto" w:val="clear"/>
             <w:tcMar>
               <w:top w:type="dxa" w:w="80"/>
               <w:left w:type="dxa" w:w="110"/>
@@ -767,7 +766,6 @@
         <w:tc>
           <w:tcPr>
             <w:tcW w:type="dxa" w:w="1400"/>
-            <w:shd w:fill="F2F2F2" w:color="auto" w:val="clear"/>
             <w:tcMar>
               <w:top w:type="dxa" w:w="80"/>
               <w:left w:type="dxa" w:w="110"/>
@@ -795,7 +793,6 @@
         <w:tc>
           <w:tcPr>
             <w:tcW w:type="dxa" w:w="6960"/>
-            <w:shd w:fill="F2F2F2" w:color="auto" w:val="clear"/>
             <w:tcMar>
               <w:top w:type="dxa" w:w="80"/>
               <w:left w:type="dxa" w:w="110"/>
@@ -917,7 +914,6 @@
         <w:tc>
           <w:tcPr>
             <w:tcW w:type="dxa" w:w="1000"/>
-            <w:shd w:fill="F2F2F2" w:color="auto" w:val="clear"/>
             <w:tcMar>
               <w:top w:type="dxa" w:w="80"/>
               <w:left w:type="dxa" w:w="110"/>
@@ -945,7 +941,6 @@
         <w:tc>
           <w:tcPr>
             <w:tcW w:type="dxa" w:w="1400"/>
-            <w:shd w:fill="F2F2F2" w:color="auto" w:val="clear"/>
             <w:tcMar>
               <w:top w:type="dxa" w:w="80"/>
               <w:left w:type="dxa" w:w="110"/>
@@ -973,7 +968,6 @@
         <w:tc>
           <w:tcPr>
             <w:tcW w:type="dxa" w:w="6960"/>
-            <w:shd w:fill="F2F2F2" w:color="auto" w:val="clear"/>
             <w:tcMar>
               <w:top w:type="dxa" w:w="80"/>
               <w:left w:type="dxa" w:w="110"/>
@@ -995,6 +989,181 @@
                 <w:szCs w:val="20"/>
               </w:rPr>
               <w:t>Tercera auditoría cruzada. HU-19 decía solo 'refresco de las copias de lectura' y el modelo aprobado le cuelga además la sincronización del estado de las cuentas (A-01) y la revalidación de RN-01 (A-13): sin eso, esos dos ajustes no tenían historia que los construyera. HU-29 y HU-37 dejan de pisarse: el registro de cada ejecución lo escribe el comando, no el contenedor. Se agrega al registro de decisiones la partición de HU-02 y al hito del 4 de octubre los dos cambios de alcance del 14 de septiembre. HU-21 deja escrito que la copia de lectura del solicitante se crea al solicitar, que es el otro camino por el que nace esa fila.</w:t>
+            </w:r>
+          </w:p>
+        </w:tc>
+      </w:tr>
+      <w:tr>
+        <w:trPr>
+          <w:cantSplit/>
+        </w:trPr>
+        <w:tc>
+          <w:tcPr>
+            <w:tcW w:type="dxa" w:w="1000"/>
+            <w:shd w:fill="F2F2F2" w:color="auto" w:val="clear"/>
+            <w:tcMar>
+              <w:top w:type="dxa" w:w="80"/>
+              <w:left w:type="dxa" w:w="110"/>
+              <w:bottom w:type="dxa" w:w="80"/>
+              <w:right w:type="dxa" w:w="110"/>
+            </w:tcMar>
+          </w:tcPr>
+          <w:p>
+            <w:pPr>
+              <w:spacing w:after="0" w:line="260"/>
+              <w:jc w:val="center"/>
+            </w:pPr>
+            <w:r>
+              <w:rPr>
+                <w:rFonts w:ascii="Calibri" w:cs="Calibri" w:eastAsia="Calibri" w:hAnsi="Calibri"/>
+                <w:b w:val="false"/>
+                <w:bCs w:val="false"/>
+                <w:sz w:val="20"/>
+                <w:szCs w:val="20"/>
+              </w:rPr>
+              <w:t xml:space="preserve">1.5</w:t>
+            </w:r>
+          </w:p>
+        </w:tc>
+        <w:tc>
+          <w:tcPr>
+            <w:tcW w:type="dxa" w:w="1400"/>
+            <w:shd w:fill="F2F2F2" w:color="auto" w:val="clear"/>
+            <w:tcMar>
+              <w:top w:type="dxa" w:w="80"/>
+              <w:left w:type="dxa" w:w="110"/>
+              <w:bottom w:type="dxa" w:w="80"/>
+              <w:right w:type="dxa" w:w="110"/>
+            </w:tcMar>
+          </w:tcPr>
+          <w:p>
+            <w:pPr>
+              <w:spacing w:after="0" w:line="260"/>
+              <w:jc w:val="center"/>
+            </w:pPr>
+            <w:r>
+              <w:rPr>
+                <w:rFonts w:ascii="Calibri" w:cs="Calibri" w:eastAsia="Calibri" w:hAnsi="Calibri"/>
+                <w:b w:val="false"/>
+                <w:bCs w:val="false"/>
+                <w:sz w:val="20"/>
+                <w:szCs w:val="20"/>
+              </w:rPr>
+              <w:t xml:space="preserve">25-09-2026</w:t>
+            </w:r>
+          </w:p>
+        </w:tc>
+        <w:tc>
+          <w:tcPr>
+            <w:tcW w:type="dxa" w:w="6960"/>
+            <w:shd w:fill="F2F2F2" w:color="auto" w:val="clear"/>
+            <w:tcMar>
+              <w:top w:type="dxa" w:w="80"/>
+              <w:left w:type="dxa" w:w="110"/>
+              <w:bottom w:type="dxa" w:w="80"/>
+              <w:right w:type="dxa" w:w="110"/>
+            </w:tcMar>
+          </w:tcPr>
+          <w:p>
+            <w:pPr>
+              <w:spacing w:after="0" w:line="260"/>
+              <w:jc w:val="left"/>
+            </w:pPr>
+            <w:r>
+              <w:rPr>
+                <w:rFonts w:ascii="Calibri" w:cs="Calibri" w:eastAsia="Calibri" w:hAnsi="Calibri"/>
+                <w:b w:val="false"/>
+                <w:bCs w:val="false"/>
+                <w:sz w:val="20"/>
+                <w:szCs w:val="20"/>
+              </w:rPr>
+              <w:t xml:space="preserve">Las historias que no tienen un usuario detrás quedan marcadas como técnicas en la tabla 3.2, cada una con lo que habilita. HU-02 no se entendía leída sola: la bandeja de correo no la usa ningún estudiante, pero sin ella no se construyen ni se demuestran HU-04 y HU-16. Son trece historias y 108 h; no cambia ninguna hora ni ningún sprint. El primer reporte al profesor suma una tercera pregunta: si Duoc permite usar su inicio de sesión institucional (AD-14 del Pilar 2).</w:t>
+            </w:r>
+          </w:p>
+        </w:tc>
+      </w:tr>
+      <w:tr>
+        <w:trPr>
+          <w:cantSplit/>
+        </w:trPr>
+        <w:tc>
+          <w:tcPr>
+            <w:tcW w:type="dxa" w:w="1000"/>
+            <w:tcMar>
+              <w:top w:type="dxa" w:w="80"/>
+              <w:left w:type="dxa" w:w="110"/>
+              <w:bottom w:type="dxa" w:w="80"/>
+              <w:right w:type="dxa" w:w="110"/>
+            </w:tcMar>
+          </w:tcPr>
+          <w:p>
+            <w:pPr>
+              <w:spacing w:after="0" w:line="260"/>
+              <w:jc w:val="center"/>
+            </w:pPr>
+            <w:r>
+              <w:rPr>
+                <w:rFonts w:ascii="Calibri" w:cs="Calibri" w:eastAsia="Calibri" w:hAnsi="Calibri"/>
+                <w:b w:val="false"/>
+                <w:bCs w:val="false"/>
+                <w:sz w:val="20"/>
+                <w:szCs w:val="20"/>
+              </w:rPr>
+              <w:t>1.6</w:t>
+            </w:r>
+          </w:p>
+        </w:tc>
+        <w:tc>
+          <w:tcPr>
+            <w:tcW w:type="dxa" w:w="1400"/>
+            <w:tcMar>
+              <w:top w:type="dxa" w:w="80"/>
+              <w:left w:type="dxa" w:w="110"/>
+              <w:bottom w:type="dxa" w:w="80"/>
+              <w:right w:type="dxa" w:w="110"/>
+            </w:tcMar>
+          </w:tcPr>
+          <w:p>
+            <w:pPr>
+              <w:spacing w:after="0" w:line="260"/>
+              <w:jc w:val="center"/>
+            </w:pPr>
+            <w:r>
+              <w:rPr>
+                <w:rFonts w:ascii="Calibri" w:cs="Calibri" w:eastAsia="Calibri" w:hAnsi="Calibri"/>
+                <w:b w:val="false"/>
+                <w:bCs w:val="false"/>
+                <w:sz w:val="20"/>
+                <w:szCs w:val="20"/>
+              </w:rPr>
+              <w:t>25-09-2026</w:t>
+            </w:r>
+          </w:p>
+        </w:tc>
+        <w:tc>
+          <w:tcPr>
+            <w:tcW w:type="dxa" w:w="6960"/>
+            <w:tcMar>
+              <w:top w:type="dxa" w:w="80"/>
+              <w:left w:type="dxa" w:w="110"/>
+              <w:bottom w:type="dxa" w:w="80"/>
+              <w:right w:type="dxa" w:w="110"/>
+            </w:tcMar>
+          </w:tcPr>
+          <w:p>
+            <w:pPr>
+              <w:spacing w:after="0" w:line="260"/>
+              <w:jc w:val="left"/>
+            </w:pPr>
+            <w:r>
+              <w:rPr>
+                <w:rFonts w:ascii="Calibri" w:cs="Calibri" w:eastAsia="Calibri" w:hAnsi="Calibri"/>
+                <w:b w:val="false"/>
+                <w:bCs w:val="false"/>
+                <w:sz w:val="20"/>
+                <w:szCs w:val="20"/>
+              </w:rPr>
+              <w:t>HU-03 congelaba los contratos de Identidad y Catálogo, pero en el sprint 1 nadie usa un endpoint de Catálogo: el registro pide solo los datos de la cuenta (Pilar 1, sección 9) y carrera, nivel y sede se completan en el perfil, en el sprint 2. HU-03 queda solo con Identidad, y Catálogo y Tutorías congelan su primer contrato con HU-11. GET /carreras y GET /sedes, que ninguna historia nombraba, quedan en HU-12, y la carga de las sedes en HU-07; HU-09 dice qué datos lleva el registro y HU-11, qué contratos congela. La sección 6 contaba once historias sobre el umbral de tres días: son veinte. La sección 5 ya no dice que Identidad queda completa en el sprint 1: lo que se cierra ahí es el registro, la verificación y la sesión. Las épicas nombran todo lo que la carta Gantt les asigna, y las figuras 4 y 5 dejan de mostrar la línea «hoy», que marcaba el 12 y el 14 de septiembre; la figura 5 se reduce un poco para que su pie no pase a otra página. No cambia ninguna hora ni ningún sprint.</w:t>
             </w:r>
           </w:p>
         </w:tc>
@@ -5939,6 +6108,37 @@
     </w:p>
     <w:p>
       <w:pPr>
+        <w:keepNext w:val="false"/>
+        <w:spacing w:after="120" w:before="0" w:line="276"/>
+        <w:jc w:val="both"/>
+      </w:pPr>
+      <w:r>
+        <w:rPr>
+          <w:rFonts w:ascii="Calibri" w:cs="Calibri" w:eastAsia="Calibri" w:hAnsi="Calibri"/>
+          <w:b/>
+          <w:bCs/>
+          <w:i w:val="false"/>
+          <w:iCs w:val="false"/>
+          <w:sz w:val="22"/>
+          <w:szCs w:val="22"/>
+        </w:rPr>
+        <w:t xml:space="preserve">No todas las historias tienen un usuario detrás.</w:t>
+      </w:r>
+      <w:r>
+        <w:rPr>
+          <w:rFonts w:ascii="Calibri" w:cs="Calibri" w:eastAsia="Calibri" w:hAnsi="Calibri"/>
+          <w:b w:val="false"/>
+          <w:bCs w:val="false"/>
+          <w:i w:val="false"/>
+          <w:iCs w:val="false"/>
+          <w:sz w:val="22"/>
+          <w:szCs w:val="22"/>
+        </w:rPr>
+        <w:t xml:space="preserve"> Trece son técnicas: preparan el terreno (infraestructura, contratos, modelos de datos y sincronización) o verifican la calidad (pruebas). No entregan nada visible por sí solas, así que la tabla 3.2 las marca y dice qué habilitan. HU-02, por ejemplo, deja una bandeja de correo que ningún estudiante usa, pero sin ella no se construyen la verificación de la cuenta ni los avisos. Suman 108 de las 355 h. HU-32 tampoco es funcionalidad: es el ensayo de la defensa.</w:t>
+      </w:r>
+    </w:p>
+    <w:p>
+      <w:pPr>
         <w:pStyle w:val="Heading2"/>
       </w:pPr>
       <w:r>
@@ -6113,7 +6313,7 @@
                 <w:sz w:val="20"/>
                 <w:szCs w:val="20"/>
               </w:rPr>
-              <w:t xml:space="preserve">Contenedores, gateway, correo de desarrollo, programador de tareas y arranque documentado.</w:t>
+              <w:t xml:space="preserve">Contenedores, gateway, correo de desarrollo, programador de tareas, base del frontend y arranque documentado.</w:t>
             </w:r>
           </w:p>
         </w:tc>
@@ -6201,7 +6401,7 @@
                 <w:sz w:val="20"/>
                 <w:szCs w:val="20"/>
               </w:rPr>
-              <w:t xml:space="preserve">Registro, verificación, sesión, perfil y administración de usuarios.</w:t>
+              <w:t xml:space="preserve">Registro, verificación, sesión, perfil y panel de administración.</w:t>
             </w:r>
           </w:p>
         </w:tc>
@@ -6288,7 +6488,7 @@
                 <w:sz w:val="20"/>
                 <w:szCs w:val="20"/>
               </w:rPr>
-              <w:t xml:space="preserve">Carreras, mallas, asignaturas, búsqueda y carga de datos.</w:t>
+              <w:t xml:space="preserve">Carreras, sedes, mallas, asignaturas, búsqueda y carga de datos.</w:t>
             </w:r>
           </w:p>
         </w:tc>
@@ -6463,7 +6663,7 @@
                 <w:sz w:val="20"/>
                 <w:szCs w:val="20"/>
               </w:rPr>
-              <w:t xml:space="preserve">Búsqueda de tutores, solicitud, confirmación, cancelación e historial.</w:t>
+              <w:t xml:space="preserve">Búsqueda de tutores, solicitud, confirmación, cancelación, expiración, historial y sincronización de las copias de lectura.</w:t>
             </w:r>
           </w:p>
         </w:tc>
@@ -6813,7 +7013,7 @@
                 <w:sz w:val="20"/>
                 <w:szCs w:val="20"/>
               </w:rPr>
-              <w:t>Pruebas automatizadas, integración entre servicios, rendimiento de la búsqueda, navegadores, zona horaria y revisión en teléfono.</w:t>
+              <w:t>Contratos de interfaz, pruebas automatizadas, integración entre servicios, rendimiento de la búsqueda, navegadores, zona horaria, revisión en teléfono y ensayo de la demostración.</w:t>
             </w:r>
           </w:p>
         </w:tc>
@@ -7114,6 +7314,18 @@
               </w:rPr>
               <w:t xml:space="preserve">El sistema completo se levanta con un comando: contenedores, gateway, cuatro esqueletos, cuatro bases, README y archivo de ejemplo de variables.</w:t>
             </w:r>
+            <w:r>
+              <w:rPr>
+                <w:rFonts w:ascii="Calibri" w:cs="Calibri" w:eastAsia="Calibri" w:hAnsi="Calibri"/>
+                <w:b w:val="false"/>
+                <w:bCs w:val="false"/>
+                <w:i/>
+                <w:iCs/>
+                <w:sz w:val="20"/>
+                <w:szCs w:val="20"/>
+              </w:rPr>
+              <w:t xml:space="preserve"> Técnica: habilita todo el backlog.</w:t>
+            </w:r>
           </w:p>
         </w:tc>
         <w:tc>
@@ -7283,6 +7495,18 @@
               </w:rPr>
               <w:t>El correo de desarrollo queda en la composición y responde: la bandeja web muestra los correos que envía Identidad.</w:t>
             </w:r>
+            <w:r>
+              <w:rPr>
+                <w:rFonts w:ascii="Calibri" w:cs="Calibri" w:eastAsia="Calibri" w:hAnsi="Calibri"/>
+                <w:b w:val="false"/>
+                <w:bCs w:val="false"/>
+                <w:i/>
+                <w:iCs/>
+                <w:sz w:val="20"/>
+                <w:szCs w:val="20"/>
+              </w:rPr>
+              <w:t xml:space="preserve"> Técnica: habilita HU-04 y HU-16.</w:t>
+            </w:r>
           </w:p>
         </w:tc>
         <w:tc>
@@ -7452,7 +7676,19 @@
                 <w:sz w:val="20"/>
                 <w:szCs w:val="20"/>
               </w:rPr>
-              <w:t xml:space="preserve">Contratos OpenAPI de Identidad y Catálogo, congelados para el sprint.</w:t>
+              <w:t xml:space="preserve">Contrato OpenAPI de Identidad, congelado para el sprint: registro, verificación del correo, inicio, renovación y cierre de sesión.</w:t>
+            </w:r>
+            <w:r>
+              <w:rPr>
+                <w:rFonts w:ascii="Calibri" w:cs="Calibri" w:eastAsia="Calibri" w:hAnsi="Calibri"/>
+                <w:b w:val="false"/>
+                <w:bCs w:val="false"/>
+                <w:i/>
+                <w:iCs/>
+                <w:sz w:val="20"/>
+                <w:szCs w:val="20"/>
+              </w:rPr>
+              <w:t xml:space="preserve"> Técnica: habilita HU-06 y HU-09.</w:t>
             </w:r>
           </w:p>
         </w:tc>
@@ -7963,6 +8199,18 @@
               </w:rPr>
               <w:t xml:space="preserve">Base del frontend: rutas, cliente HTTP con renovación de token, disposición común y portado de la hoja de estilos existente.</w:t>
             </w:r>
+            <w:r>
+              <w:rPr>
+                <w:rFonts w:ascii="Calibri" w:cs="Calibri" w:eastAsia="Calibri" w:hAnsi="Calibri"/>
+                <w:b w:val="false"/>
+                <w:bCs w:val="false"/>
+                <w:i/>
+                <w:iCs/>
+                <w:sz w:val="20"/>
+                <w:szCs w:val="20"/>
+              </w:rPr>
+              <w:t xml:space="preserve"> Técnica: habilita todas las pantallas.</w:t>
+            </w:r>
           </w:p>
         </w:tc>
         <w:tc>
@@ -8132,7 +8380,19 @@
                 <w:sz w:val="20"/>
                 <w:szCs w:val="20"/>
               </w:rPr>
-              <w:t xml:space="preserve">Modelo del catálogo y script de carga desde archivos CSV, con una carrera de prueba.</w:t>
+              <w:t xml:space="preserve">Modelo del catálogo y script de carga desde archivos CSV, con una carrera de prueba y la lista de sedes.</w:t>
+            </w:r>
+            <w:r>
+              <w:rPr>
+                <w:rFonts w:ascii="Calibri" w:cs="Calibri" w:eastAsia="Calibri" w:hAnsi="Calibri"/>
+                <w:b w:val="false"/>
+                <w:bCs w:val="false"/>
+                <w:i/>
+                <w:iCs/>
+                <w:sz w:val="20"/>
+                <w:szCs w:val="20"/>
+              </w:rPr>
+              <w:t xml:space="preserve"> Técnica: habilita HU-12 y HU-13.</w:t>
             </w:r>
           </w:p>
         </w:tc>
@@ -8303,6 +8563,18 @@
               </w:rPr>
               <w:t xml:space="preserve">Modelo de datos de Tutorías y perfiles de tutor en el backend.</w:t>
             </w:r>
+            <w:r>
+              <w:rPr>
+                <w:rFonts w:ascii="Calibri" w:cs="Calibri" w:eastAsia="Calibri" w:hAnsi="Calibri"/>
+                <w:b w:val="false"/>
+                <w:bCs w:val="false"/>
+                <w:i/>
+                <w:iCs/>
+                <w:sz w:val="20"/>
+                <w:szCs w:val="20"/>
+              </w:rPr>
+              <w:t xml:space="preserve"> Técnica: habilita HU-14 y HU-15.</w:t>
+            </w:r>
           </w:p>
         </w:tc>
         <w:tc>
@@ -8472,7 +8744,7 @@
                 <w:sz w:val="20"/>
                 <w:szCs w:val="20"/>
               </w:rPr>
-              <w:t xml:space="preserve">Pantallas de registro e inicio de sesión corregidas y conectadas: una sola cuenta, sin RUT y con los campos del alcance.</w:t>
+              <w:t xml:space="preserve">Pantallas de registro e inicio de sesión corregidas y conectadas: una sola cuenta, sin RUT y solo con los datos de la cuenta (nombre, apellido, correo institucional y contraseña).</w:t>
             </w:r>
           </w:p>
         </w:tc>
@@ -8812,7 +9084,19 @@
                 <w:sz w:val="20"/>
                 <w:szCs w:val="20"/>
               </w:rPr>
-              <w:t xml:space="preserve">Pruebas de Identidad y contratos del sprint congelados.</w:t>
+              <w:t xml:space="preserve">Pruebas de Identidad y contratos del sprint 2 congelados: Identidad, Catálogo y Tutorías.</w:t>
+            </w:r>
+            <w:r>
+              <w:rPr>
+                <w:rFonts w:ascii="Calibri" w:cs="Calibri" w:eastAsia="Calibri" w:hAnsi="Calibri"/>
+                <w:b w:val="false"/>
+                <w:bCs w:val="false"/>
+                <w:i/>
+                <w:iCs/>
+                <w:sz w:val="20"/>
+                <w:szCs w:val="20"/>
+              </w:rPr>
+              <w:t xml:space="preserve"> Técnica: pruebas y contratos.</w:t>
             </w:r>
           </w:p>
         </w:tc>
@@ -8981,7 +9265,7 @@
                 <w:sz w:val="20"/>
                 <w:szCs w:val="20"/>
               </w:rPr>
-              <w:t xml:space="preserve">Búsqueda de asignaturas, malla por semestre y endpoints internos que consume Tutorías.</w:t>
+              <w:t xml:space="preserve">Listas de carreras y de sedes para el perfil, búsqueda de asignaturas, malla por semestre y endpoints internos que consume Tutorías.</w:t>
             </w:r>
           </w:p>
         </w:tc>
@@ -9834,6 +10118,18 @@
               </w:rPr>
               <w:t xml:space="preserve">Integración de Identidad con el resto de los servicios y sus pruebas.</w:t>
             </w:r>
+            <w:r>
+              <w:rPr>
+                <w:rFonts w:ascii="Calibri" w:cs="Calibri" w:eastAsia="Calibri" w:hAnsi="Calibri"/>
+                <w:b w:val="false"/>
+                <w:bCs w:val="false"/>
+                <w:i/>
+                <w:iCs/>
+                <w:sz w:val="20"/>
+                <w:szCs w:val="20"/>
+              </w:rPr>
+              <w:t xml:space="preserve"> Técnica: integración y pruebas.</w:t>
+            </w:r>
           </w:p>
         </w:tc>
         <w:tc>
@@ -10174,6 +10470,18 @@
               </w:rPr>
               <w:t>Comando de sincronización: refresca las copias de lectura de usuario y asignatura, trae el estado de la cuenta desde Identidad (RN-08) y desactiva los perfiles que dejan de cumplir RN-01 cuando alguien cambió su carrera o su nivel.</w:t>
             </w:r>
+            <w:r>
+              <w:rPr>
+                <w:rFonts w:ascii="Calibri" w:cs="Calibri" w:eastAsia="Calibri" w:hAnsi="Calibri"/>
+                <w:b w:val="false"/>
+                <w:bCs w:val="false"/>
+                <w:i/>
+                <w:iCs/>
+                <w:sz w:val="20"/>
+                <w:szCs w:val="20"/>
+              </w:rPr>
+              <w:t xml:space="preserve"> Técnica: habilita HU-18 y HU-20.</w:t>
+            </w:r>
           </w:p>
         </w:tc>
         <w:tc>
@@ -11534,6 +11842,18 @@
               </w:rPr>
               <w:t xml:space="preserve">Pruebas del módulo de evaluaciones y reputación.</w:t>
             </w:r>
+            <w:r>
+              <w:rPr>
+                <w:rFonts w:ascii="Calibri" w:cs="Calibri" w:eastAsia="Calibri" w:hAnsi="Calibri"/>
+                <w:b w:val="false"/>
+                <w:bCs w:val="false"/>
+                <w:i/>
+                <w:iCs/>
+                <w:sz w:val="20"/>
+                <w:szCs w:val="20"/>
+              </w:rPr>
+              <w:t xml:space="preserve"> Técnica: pruebas.</w:t>
+            </w:r>
           </w:p>
         </w:tc>
         <w:tc>
@@ -12216,6 +12536,18 @@
               </w:rPr>
               <w:t>El contenedor programador queda en la composición y ejecuta el comando de Tutorías cada cinco minutos.</w:t>
             </w:r>
+            <w:r>
+              <w:rPr>
+                <w:rFonts w:ascii="Calibri" w:cs="Calibri" w:eastAsia="Calibri" w:hAnsi="Calibri"/>
+                <w:b w:val="false"/>
+                <w:bCs w:val="false"/>
+                <w:i/>
+                <w:iCs/>
+                <w:sz w:val="20"/>
+                <w:szCs w:val="20"/>
+              </w:rPr>
+              <w:t xml:space="preserve"> Técnica: habilita HU-29.</w:t>
+            </w:r>
           </w:p>
         </w:tc>
         <w:tc>
@@ -12556,6 +12888,18 @@
               </w:rPr>
               <w:t xml:space="preserve">Ensayo de la demostración y documentación final del portafolio.</w:t>
             </w:r>
+            <w:r>
+              <w:rPr>
+                <w:rFonts w:ascii="Calibri" w:cs="Calibri" w:eastAsia="Calibri" w:hAnsi="Calibri"/>
+                <w:b w:val="false"/>
+                <w:bCs w:val="false"/>
+                <w:i/>
+                <w:iCs/>
+                <w:sz w:val="20"/>
+                <w:szCs w:val="20"/>
+              </w:rPr>
+              <w:t xml:space="preserve"> Tarea del proyecto.</w:t>
+            </w:r>
           </w:p>
         </w:tc>
         <w:tc>
@@ -12896,6 +13240,18 @@
               </w:rPr>
               <w:t xml:space="preserve">Pruebas de integración de extremo a extremo sobre el sistema levantado.</w:t>
             </w:r>
+            <w:r>
+              <w:rPr>
+                <w:rFonts w:ascii="Calibri" w:cs="Calibri" w:eastAsia="Calibri" w:hAnsi="Calibri"/>
+                <w:b w:val="false"/>
+                <w:bCs w:val="false"/>
+                <w:i/>
+                <w:iCs/>
+                <w:sz w:val="20"/>
+                <w:szCs w:val="20"/>
+              </w:rPr>
+              <w:t xml:space="preserve"> Técnica: pruebas.</w:t>
+            </w:r>
           </w:p>
         </w:tc>
         <w:tc>
@@ -13235,6 +13591,18 @@
                 <w:szCs w:val="20"/>
               </w:rPr>
               <w:t xml:space="preserve">Pruebas de Tutorías y corrección de los errores que aparezcan en la integración.</w:t>
+            </w:r>
+            <w:r>
+              <w:rPr>
+                <w:rFonts w:ascii="Calibri" w:cs="Calibri" w:eastAsia="Calibri" w:hAnsi="Calibri"/>
+                <w:b w:val="false"/>
+                <w:bCs w:val="false"/>
+                <w:i/>
+                <w:iCs/>
+                <w:sz w:val="20"/>
+                <w:szCs w:val="20"/>
+              </w:rPr>
+              <w:t xml:space="preserve"> Técnica: pruebas.</w:t>
             </w:r>
           </w:p>
         </w:tc>
@@ -14530,7 +14898,7 @@
           <w:sz w:val="22"/>
           <w:szCs w:val="22"/>
         </w:rPr>
-        <w:t xml:space="preserve">, que es prácticamente todo. Por eso está completa al cierre del sprint 1.</w:t>
+        <w:t xml:space="preserve">, que es prácticamente todo. Por eso el registro, la verificación y la sesión quedan terminados al cierre del sprint 1; el perfil llega en el sprint 2.</w:t>
       </w:r>
     </w:p>
     <w:p>
@@ -15230,7 +15598,7 @@
                 <w:sz w:val="20"/>
                 <w:szCs w:val="20"/>
               </w:rPr>
-              <w:t>El Pilar 5 fija ramas de historia de tres días como máximo, que con el piso de 20 h semanales son unas 8 a 9 horas. Once historias del backlog superan ese umbral y la mayor es HU-33, con 19 h. Al planificar cada sprint, toda historia sobre 12 h se parte en dos ramas con un punto de integración intermedio; no se rehace el backlog, se parte al planificar.</w:t>
+              <w:t>El Pilar 5 fija ramas de historia de tres días como máximo, que con el piso de 20 h semanales son unas 8 a 9 horas. Veinte historias del backlog superan ese umbral y la mayor es HU-33, con 19 h. Al planificar cada sprint, toda historia sobre 12 h se parte en dos ramas con un punto de integración intermedio; no se rehace el backlog, se parte al planificar.</w:t>
             </w:r>
           </w:p>
         </w:tc>
@@ -15547,7 +15915,7 @@
                 <w:sz w:val="20"/>
                 <w:szCs w:val="20"/>
               </w:rPr>
-              <w:t>CA1 funcionando. Se consultan las dos preguntas abiertas: si el profesor acepta que la evaluación sea sobre un despliegue local, y los cambios de alcance de la planificación: la sede en el perfil, elegida de una lista del catálogo; los avisos por correo; la cancelación; el comentario en las evaluaciones; y la desactivación automática de las asignaturas declaradas cuando el usuario cambia de carrera o de nivel.</w:t>
+              <w:t xml:space="preserve">CA1 funcionando. Se consultan las tres preguntas abiertas. Primera, si el profesor acepta que la evaluación sea sobre un despliegue local. Segunda, los cambios de alcance de la planificación: la sede en el perfil, elegida de una lista del catálogo; los avisos por correo; la cancelación; el comentario en las evaluaciones; y la desactivación automática de las asignaturas declaradas cuando el usuario cambia de carrera o de nivel. Tercera, si Duoc permite que la plataforma use su inicio de sesión institucional (AD-14 del Pilar 2).</w:t>
             </w:r>
           </w:p>
         </w:tc>
@@ -15919,7 +16287,7 @@
           <w:sz w:val="22"/>
           <w:szCs w:val="22"/>
         </w:rPr>
-        <w:t xml:space="preserve">Las dos preguntas del primer reporte no deberían esperar hasta el 4 de octubre si hay una oportunidad antes. Una respuesta temprana sobre el despliegue evita rehacer trabajo; una tardía obliga a recortar.</w:t>
+        <w:t xml:space="preserve">Las tres preguntas del primer reporte no deberían esperar hasta el 4 de octubre si hay una oportunidad antes. Una respuesta temprana sobre el despliegue evita rehacer trabajo; una tardía obliga a recortar. La del inicio de sesión institucional puede necesitar una respuesta de Duoc, que no depende del profesor, así que conviene plantearla primero.</w:t>
       </w:r>
     </w:p>
     <w:p>
@@ -17425,7 +17793,6 @@
         <w:tc>
           <w:tcPr>
             <w:tcW w:type="dxa" w:w="2200"/>
-            <w:shd w:fill="F2F2F2" w:color="auto" w:val="clear"/>
             <w:tcMar>
               <w:top w:type="dxa" w:w="80"/>
               <w:left w:type="dxa" w:w="110"/>
@@ -17453,7 +17820,6 @@
         <w:tc>
           <w:tcPr>
             <w:tcW w:type="dxa" w:w="5760"/>
-            <w:shd w:fill="F2F2F2" w:color="auto" w:val="clear"/>
             <w:tcMar>
               <w:top w:type="dxa" w:w="80"/>
               <w:left w:type="dxa" w:w="110"/>
@@ -17481,7 +17847,6 @@
         <w:tc>
           <w:tcPr>
             <w:tcW w:type="dxa" w:w="1400"/>
-            <w:shd w:fill="F2F2F2" w:color="auto" w:val="clear"/>
             <w:tcMar>
               <w:top w:type="dxa" w:w="80"/>
               <w:left w:type="dxa" w:w="110"/>
@@ -17503,6 +17868,181 @@
                 <w:szCs w:val="20"/>
               </w:rPr>
               <w:t>14-09-2026</w:t>
+            </w:r>
+          </w:p>
+        </w:tc>
+      </w:tr>
+      <w:tr>
+        <w:trPr>
+          <w:cantSplit/>
+        </w:trPr>
+        <w:tc>
+          <w:tcPr>
+            <w:tcW w:type="dxa" w:w="2200"/>
+            <w:shd w:fill="F2F2F2" w:color="auto" w:val="clear"/>
+            <w:tcMar>
+              <w:top w:type="dxa" w:w="80"/>
+              <w:left w:type="dxa" w:w="110"/>
+              <w:bottom w:type="dxa" w:w="80"/>
+              <w:right w:type="dxa" w:w="110"/>
+            </w:tcMar>
+          </w:tcPr>
+          <w:p>
+            <w:pPr>
+              <w:spacing w:after="0" w:line="260"/>
+              <w:jc w:val="left"/>
+            </w:pPr>
+            <w:r>
+              <w:rPr>
+                <w:rFonts w:ascii="Calibri" w:cs="Calibri" w:eastAsia="Calibri" w:hAnsi="Calibri"/>
+                <w:b w:val="false"/>
+                <w:bCs w:val="false"/>
+                <w:sz w:val="20"/>
+                <w:szCs w:val="20"/>
+              </w:rPr>
+              <w:t xml:space="preserve">Historias técnicas</w:t>
+            </w:r>
+          </w:p>
+        </w:tc>
+        <w:tc>
+          <w:tcPr>
+            <w:tcW w:type="dxa" w:w="5760"/>
+            <w:shd w:fill="F2F2F2" w:color="auto" w:val="clear"/>
+            <w:tcMar>
+              <w:top w:type="dxa" w:w="80"/>
+              <w:left w:type="dxa" w:w="110"/>
+              <w:bottom w:type="dxa" w:w="80"/>
+              <w:right w:type="dxa" w:w="110"/>
+            </w:tcMar>
+          </w:tcPr>
+          <w:p>
+            <w:pPr>
+              <w:spacing w:after="0" w:line="260"/>
+              <w:jc w:val="left"/>
+            </w:pPr>
+            <w:r>
+              <w:rPr>
+                <w:rFonts w:ascii="Calibri" w:cs="Calibri" w:eastAsia="Calibri" w:hAnsi="Calibri"/>
+                <w:b w:val="false"/>
+                <w:bCs w:val="false"/>
+                <w:sz w:val="20"/>
+                <w:szCs w:val="20"/>
+              </w:rPr>
+              <w:t xml:space="preserve">Las historias que no tienen un usuario detrás se marcan como técnicas en la tabla 3.2, con lo que habilitan. No cambia ninguna hora ni ningún sprint.</w:t>
+            </w:r>
+          </w:p>
+        </w:tc>
+        <w:tc>
+          <w:tcPr>
+            <w:tcW w:type="dxa" w:w="1400"/>
+            <w:shd w:fill="F2F2F2" w:color="auto" w:val="clear"/>
+            <w:tcMar>
+              <w:top w:type="dxa" w:w="80"/>
+              <w:left w:type="dxa" w:w="110"/>
+              <w:bottom w:type="dxa" w:w="80"/>
+              <w:right w:type="dxa" w:w="110"/>
+            </w:tcMar>
+          </w:tcPr>
+          <w:p>
+            <w:pPr>
+              <w:spacing w:after="0" w:line="260"/>
+              <w:jc w:val="center"/>
+            </w:pPr>
+            <w:r>
+              <w:rPr>
+                <w:rFonts w:ascii="Calibri" w:cs="Calibri" w:eastAsia="Calibri" w:hAnsi="Calibri"/>
+                <w:b w:val="false"/>
+                <w:bCs w:val="false"/>
+                <w:sz w:val="20"/>
+                <w:szCs w:val="20"/>
+              </w:rPr>
+              <w:t xml:space="preserve">25-09-2026</w:t>
+            </w:r>
+          </w:p>
+        </w:tc>
+      </w:tr>
+      <w:tr>
+        <w:trPr>
+          <w:cantSplit/>
+        </w:trPr>
+        <w:tc>
+          <w:tcPr>
+            <w:tcW w:type="dxa" w:w="2200"/>
+            <w:tcMar>
+              <w:top w:type="dxa" w:w="80"/>
+              <w:left w:type="dxa" w:w="110"/>
+              <w:bottom w:type="dxa" w:w="80"/>
+              <w:right w:type="dxa" w:w="110"/>
+            </w:tcMar>
+          </w:tcPr>
+          <w:p>
+            <w:pPr>
+              <w:spacing w:after="0" w:line="260"/>
+              <w:jc w:val="left"/>
+            </w:pPr>
+            <w:r>
+              <w:rPr>
+                <w:rFonts w:ascii="Calibri" w:cs="Calibri" w:eastAsia="Calibri" w:hAnsi="Calibri"/>
+                <w:b w:val="false"/>
+                <w:bCs w:val="false"/>
+                <w:sz w:val="20"/>
+                <w:szCs w:val="20"/>
+              </w:rPr>
+              <w:t>Contratos del sprint 1</w:t>
+            </w:r>
+          </w:p>
+        </w:tc>
+        <w:tc>
+          <w:tcPr>
+            <w:tcW w:type="dxa" w:w="5760"/>
+            <w:tcMar>
+              <w:top w:type="dxa" w:w="80"/>
+              <w:left w:type="dxa" w:w="110"/>
+              <w:bottom w:type="dxa" w:w="80"/>
+              <w:right w:type="dxa" w:w="110"/>
+            </w:tcMar>
+          </w:tcPr>
+          <w:p>
+            <w:pPr>
+              <w:spacing w:after="0" w:line="260"/>
+              <w:jc w:val="left"/>
+            </w:pPr>
+            <w:r>
+              <w:rPr>
+                <w:rFonts w:ascii="Calibri" w:cs="Calibri" w:eastAsia="Calibri" w:hAnsi="Calibri"/>
+                <w:b w:val="false"/>
+                <w:bCs w:val="false"/>
+                <w:sz w:val="20"/>
+                <w:szCs w:val="20"/>
+              </w:rPr>
+              <w:t>HU-03 congela solo el contrato de Identidad: en el sprint 1 nadie usa un endpoint de Catálogo ni de Tutorías, porque el registro pide solo los datos de la cuenta y carrera, nivel y sede se completan en el perfil (HU-10, sprint 2). Catálogo y Tutorías congelan su primer contrato con HU-11, al abrir el sprint 2. GET /carreras y GET /sedes quedan en HU-12 y la carga de las sedes en HU-07. No cambia ninguna hora ni ningún sprint.</w:t>
+            </w:r>
+          </w:p>
+        </w:tc>
+        <w:tc>
+          <w:tcPr>
+            <w:tcW w:type="dxa" w:w="1400"/>
+            <w:tcMar>
+              <w:top w:type="dxa" w:w="80"/>
+              <w:left w:type="dxa" w:w="110"/>
+              <w:bottom w:type="dxa" w:w="80"/>
+              <w:right w:type="dxa" w:w="110"/>
+            </w:tcMar>
+          </w:tcPr>
+          <w:p>
+            <w:pPr>
+              <w:spacing w:after="0" w:line="260"/>
+              <w:jc w:val="center"/>
+            </w:pPr>
+            <w:r>
+              <w:rPr>
+                <w:rFonts w:ascii="Calibri" w:cs="Calibri" w:eastAsia="Calibri" w:hAnsi="Calibri"/>
+                <w:b w:val="false"/>
+                <w:bCs w:val="false"/>
+                <w:sz w:val="20"/>
+                <w:szCs w:val="20"/>
+              </w:rPr>
+              <w:t>25-09-2026</w:t>
             </w:r>
           </w:p>
         </w:tc>
@@ -17538,7 +18078,7 @@
       <w:r>
         <w:drawing>
           <wp:inline distT="0" distB="0" distL="0" distR="0">
-            <wp:extent cx="8382000" cy="6038850"/>
+            <wp:extent cx="7615200" cy="5486400"/>
             <wp:effectExtent t="0" r="0" b="0" l="0"/>
             <wp:docPr id="1" name="" descr="" title=""/>
             <wp:cNvGraphicFramePr>
@@ -17563,7 +18103,7 @@
                   <pic:spPr bwMode="auto">
                     <a:xfrm>
                       <a:off x="0" y="0"/>
-                      <a:ext cx="8382000" cy="6038850"/>
+                      <a:ext cx="7615200" cy="5486400"/>
                     </a:xfrm>
                     <a:prstGeom prst="rect">
                       <a:avLst/>
